--- a/docpac_06260925/docpac_06260925.docx
+++ b/docpac_06260925/docpac_06260925.docx
@@ -1311,8 +1311,16 @@
         <w:rPr>
           <w:b/>
         </w:rPr>
-        <w:t>What is the appropriate HTTP Request Method for each of the four principles?</w:t>
+        <w:t xml:space="preserve">What </w:t>
       </w:r>
+      <w:r>
+        <w:rPr>
+          <w:b/>
+        </w:rPr>
+        <w:t>are the types of HTTP requests, and what is their purpose?</w:t>
+      </w:r>
+      <w:bookmarkStart w:id="0" w:name="_GoBack"/>
+      <w:bookmarkEnd w:id="0"/>
     </w:p>
     <w:tbl>
       <w:tblPr>
@@ -2108,7 +2116,7 @@
                 <w:szCs w:val="16"/>
               </w:rPr>
             </w:pPr>
-            <w:bookmarkStart w:id="0" w:name="_Hlk142296668"/>
+            <w:bookmarkStart w:id="1" w:name="_Hlk142296668"/>
           </w:p>
         </w:tc>
       </w:tr>
@@ -2181,7 +2189,7 @@
         </w:tc>
       </w:tr>
     </w:tbl>
-    <w:bookmarkEnd w:id="0"/>
+    <w:bookmarkEnd w:id="1"/>
     <w:p>
       <w:pPr>
         <w:spacing w:before="240"/>
@@ -3138,8 +3146,6 @@
                 <w:b/>
               </w:rPr>
             </w:pPr>
-            <w:bookmarkStart w:id="1" w:name="_GoBack"/>
-            <w:bookmarkEnd w:id="1"/>
           </w:p>
         </w:tc>
         <w:tc>
@@ -10177,6 +10183,21 @@
 </file>
 
 <file path=customXml/item1.xml><?xml version="1.0" encoding="utf-8"?>
+<p:properties xmlns:p="http://schemas.microsoft.com/office/2006/metadata/properties" xmlns:xsi="http://www.w3.org/2001/XMLSchema-instance" xmlns:pc="http://schemas.microsoft.com/office/infopath/2007/PartnerControls">
+  <documentManagement/>
+</p:properties>
+</file>
+
+<file path=customXml/item2.xml><?xml version="1.0" encoding="utf-8"?>
+<?mso-contentType ?>
+<FormTemplates xmlns="http://schemas.microsoft.com/sharepoint/v3/contenttype/forms">
+  <Display>DocumentLibraryForm</Display>
+  <Edit>DocumentLibraryForm</Edit>
+  <New>DocumentLibraryForm</New>
+</FormTemplates>
+</file>
+
+<file path=customXml/item3.xml><?xml version="1.0" encoding="utf-8"?>
 <ct:contentTypeSchema xmlns:ct="http://schemas.microsoft.com/office/2006/metadata/contentType" xmlns:ma="http://schemas.microsoft.com/office/2006/metadata/properties/metaAttributes" ct:_="" ma:_="" ma:contentTypeName="Document" ma:contentTypeID="0x010100ABA223F759147049B9D8A25DED07DD24" ma:contentTypeVersion="14" ma:contentTypeDescription="Create a new document." ma:contentTypeScope="" ma:versionID="754cccfe17833f4d06e0267dc9c12ab7">
   <xsd:schema xmlns:xsd="http://www.w3.org/2001/XMLSchema" xmlns:xs="http://www.w3.org/2001/XMLSchema" xmlns:p="http://schemas.microsoft.com/office/2006/metadata/properties" xmlns:ns3="cc9255bc-4d99-4f42-bba5-857cbcc6e725" xmlns:ns4="fc2bff61-6a31-4c51-9f32-b9bba46405e5" targetNamespace="http://schemas.microsoft.com/office/2006/metadata/properties" ma:root="true" ma:fieldsID="e32414dc8724dfdc561355c14801bc84" ns3:_="" ns4:_="">
     <xsd:import namespace="cc9255bc-4d99-4f42-bba5-857cbcc6e725"/>
@@ -10405,26 +10426,28 @@
 </ct:contentTypeSchema>
 </file>
 
-<file path=customXml/item2.xml><?xml version="1.0" encoding="utf-8"?>
-<?mso-contentType ?>
-<FormTemplates xmlns="http://schemas.microsoft.com/sharepoint/v3/contenttype/forms">
-  <Display>DocumentLibraryForm</Display>
-  <Edit>DocumentLibraryForm</Edit>
-  <New>DocumentLibraryForm</New>
-</FormTemplates>
-</file>
-
-<file path=customXml/item3.xml><?xml version="1.0" encoding="utf-8"?>
-<p:properties xmlns:p="http://schemas.microsoft.com/office/2006/metadata/properties" xmlns:xsi="http://www.w3.org/2001/XMLSchema-instance" xmlns:pc="http://schemas.microsoft.com/office/infopath/2007/PartnerControls">
-  <documentManagement/>
-</p:properties>
-</file>
-
 <file path=customXml/item4.xml><?xml version="1.0" encoding="utf-8"?>
 <b:Sources xmlns:b="http://schemas.openxmlformats.org/officeDocument/2006/bibliography" xmlns="http://schemas.openxmlformats.org/officeDocument/2006/bibliography" SelectedStyle="\APASixthEditionOfficeOnline.xsl" StyleName="APA" Version="6"/>
 </file>
 
 <file path=customXml/itemProps1.xml><?xml version="1.0" encoding="utf-8"?>
+<ds:datastoreItem xmlns:ds="http://schemas.openxmlformats.org/officeDocument/2006/customXml" ds:itemID="{1A5F5AF1-B05B-4704-B970-F66948F444EC}">
+  <ds:schemaRefs>
+    <ds:schemaRef ds:uri="http://schemas.microsoft.com/office/2006/metadata/properties"/>
+    <ds:schemaRef ds:uri="http://schemas.microsoft.com/office/infopath/2007/PartnerControls"/>
+  </ds:schemaRefs>
+</ds:datastoreItem>
+</file>
+
+<file path=customXml/itemProps2.xml><?xml version="1.0" encoding="utf-8"?>
+<ds:datastoreItem xmlns:ds="http://schemas.openxmlformats.org/officeDocument/2006/customXml" ds:itemID="{7BFD71E4-33D5-445D-9CFC-21F1C7989C0E}">
+  <ds:schemaRefs>
+    <ds:schemaRef ds:uri="http://schemas.microsoft.com/sharepoint/v3/contenttype/forms"/>
+  </ds:schemaRefs>
+</ds:datastoreItem>
+</file>
+
+<file path=customXml/itemProps3.xml><?xml version="1.0" encoding="utf-8"?>
 <ds:datastoreItem xmlns:ds="http://schemas.openxmlformats.org/officeDocument/2006/customXml" ds:itemID="{DDA83A75-2CCD-4D1B-9315-5B4B38A21415}">
   <ds:schemaRefs>
     <ds:schemaRef ds:uri="http://schemas.microsoft.com/office/2006/metadata/contentType"/>
@@ -10443,25 +10466,8 @@
 </ds:datastoreItem>
 </file>
 
-<file path=customXml/itemProps2.xml><?xml version="1.0" encoding="utf-8"?>
-<ds:datastoreItem xmlns:ds="http://schemas.openxmlformats.org/officeDocument/2006/customXml" ds:itemID="{7BFD71E4-33D5-445D-9CFC-21F1C7989C0E}">
-  <ds:schemaRefs>
-    <ds:schemaRef ds:uri="http://schemas.microsoft.com/sharepoint/v3/contenttype/forms"/>
-  </ds:schemaRefs>
-</ds:datastoreItem>
-</file>
-
-<file path=customXml/itemProps3.xml><?xml version="1.0" encoding="utf-8"?>
-<ds:datastoreItem xmlns:ds="http://schemas.openxmlformats.org/officeDocument/2006/customXml" ds:itemID="{1A5F5AF1-B05B-4704-B970-F66948F444EC}">
-  <ds:schemaRefs>
-    <ds:schemaRef ds:uri="http://schemas.microsoft.com/office/2006/metadata/properties"/>
-    <ds:schemaRef ds:uri="http://schemas.microsoft.com/office/infopath/2007/PartnerControls"/>
-  </ds:schemaRefs>
-</ds:datastoreItem>
-</file>
-
 <file path=customXml/itemProps4.xml><?xml version="1.0" encoding="utf-8"?>
-<ds:datastoreItem xmlns:ds="http://schemas.openxmlformats.org/officeDocument/2006/customXml" ds:itemID="{EF53DD8F-FC04-4A9D-AF10-19DACCBF1712}">
+<ds:datastoreItem xmlns:ds="http://schemas.openxmlformats.org/officeDocument/2006/customXml" ds:itemID="{EEF9FE62-4964-4B25-9194-E4FE15F04CE6}">
   <ds:schemaRefs>
     <ds:schemaRef ds:uri="http://schemas.openxmlformats.org/officeDocument/2006/bibliography"/>
   </ds:schemaRefs>

--- a/docpac_06260925/docpac_06260925.docx
+++ b/docpac_06260925/docpac_06260925.docx
@@ -1,6 +1,6 @@
 
 <file path=word/document.xml><?xml version="1.0" encoding="utf-8"?>
-<w:document xmlns:wpc="http://schemas.microsoft.com/office/word/2010/wordprocessingCanvas" xmlns:cx="http://schemas.microsoft.com/office/drawing/2014/chartex" xmlns:cx1="http://schemas.microsoft.com/office/drawing/2015/9/8/chartex" xmlns:cx2="http://schemas.microsoft.com/office/drawing/2015/10/21/chartex" xmlns:cx3="http://schemas.microsoft.com/office/drawing/2016/5/9/chartex" xmlns:cx4="http://schemas.microsoft.com/office/drawing/2016/5/10/chartex" xmlns:cx5="http://schemas.microsoft.com/office/drawing/2016/5/11/chartex" xmlns:cx6="http://schemas.microsoft.com/office/drawing/2016/5/12/chartex" xmlns:cx7="http://schemas.microsoft.com/office/drawing/2016/5/13/chartex" xmlns:cx8="http://schemas.microsoft.com/office/drawing/2016/5/14/chartex" xmlns:mc="http://schemas.openxmlformats.org/markup-compatibility/2006" xmlns:aink="http://schemas.microsoft.com/office/drawing/2016/ink" xmlns:am3d="http://schemas.microsoft.com/office/drawing/2017/model3d" xmlns:o="urn:schemas-microsoft-com:office:office" xmlns:r="http://schemas.openxmlformats.org/officeDocument/2006/relationships" xmlns:m="http://schemas.openxmlformats.org/officeDocument/2006/math" xmlns:v="urn:schemas-microsoft-com:vml" xmlns:wp14="http://schemas.microsoft.com/office/word/2010/wordprocessingDrawing" xmlns:wp="http://schemas.openxmlformats.org/drawingml/2006/wordprocessingDrawing" xmlns:w10="urn:schemas-microsoft-com:office:word" xmlns:w="http://schemas.openxmlformats.org/wordprocessingml/2006/main" xmlns:w14="http://schemas.microsoft.com/office/word/2010/wordml" xmlns:w15="http://schemas.microsoft.com/office/word/2012/wordml" xmlns:w16cid="http://schemas.microsoft.com/office/word/2016/wordml/cid" xmlns:w16se="http://schemas.microsoft.com/office/word/2015/wordml/symex" xmlns:wpg="http://schemas.microsoft.com/office/word/2010/wordprocessingGroup" xmlns:wpi="http://schemas.microsoft.com/office/word/2010/wordprocessingInk" xmlns:wne="http://schemas.microsoft.com/office/word/2006/wordml" xmlns:wps="http://schemas.microsoft.com/office/word/2010/wordprocessingShape" mc:Ignorable="w14 w15 w16se w16cid wp14">
+<w:document xmlns:wpc="http://schemas.microsoft.com/office/word/2010/wordprocessingCanvas" xmlns:cx="http://schemas.microsoft.com/office/drawing/2014/chartex" xmlns:cx1="http://schemas.microsoft.com/office/drawing/2015/9/8/chartex" xmlns:cx2="http://schemas.microsoft.com/office/drawing/2015/10/21/chartex" xmlns:cx3="http://schemas.microsoft.com/office/drawing/2016/5/9/chartex" xmlns:cx4="http://schemas.microsoft.com/office/drawing/2016/5/10/chartex" xmlns:cx5="http://schemas.microsoft.com/office/drawing/2016/5/11/chartex" xmlns:cx6="http://schemas.microsoft.com/office/drawing/2016/5/12/chartex" xmlns:cx7="http://schemas.microsoft.com/office/drawing/2016/5/13/chartex" xmlns:cx8="http://schemas.microsoft.com/office/drawing/2016/5/14/chartex" xmlns:mc="http://schemas.openxmlformats.org/markup-compatibility/2006" xmlns:aink="http://schemas.microsoft.com/office/drawing/2016/ink" xmlns:am3d="http://schemas.microsoft.com/office/drawing/2017/model3d" xmlns:o="urn:schemas-microsoft-com:office:office" xmlns:oel="http://schemas.microsoft.com/office/2019/extlst" xmlns:r="http://schemas.openxmlformats.org/officeDocument/2006/relationships" xmlns:m="http://schemas.openxmlformats.org/officeDocument/2006/math" xmlns:v="urn:schemas-microsoft-com:vml" xmlns:wp14="http://schemas.microsoft.com/office/word/2010/wordprocessingDrawing" xmlns:wp="http://schemas.openxmlformats.org/drawingml/2006/wordprocessingDrawing" xmlns:w10="urn:schemas-microsoft-com:office:word" xmlns:w="http://schemas.openxmlformats.org/wordprocessingml/2006/main" xmlns:w14="http://schemas.microsoft.com/office/word/2010/wordml" xmlns:w15="http://schemas.microsoft.com/office/word/2012/wordml" xmlns:w16cex="http://schemas.microsoft.com/office/word/2018/wordml/cex" xmlns:w16cid="http://schemas.microsoft.com/office/word/2016/wordml/cid" xmlns:w16="http://schemas.microsoft.com/office/word/2018/wordml" xmlns:w16du="http://schemas.microsoft.com/office/word/2023/wordml/word16du" xmlns:w16sdtdh="http://schemas.microsoft.com/office/word/2020/wordml/sdtdatahash" xmlns:w16sdtfl="http://schemas.microsoft.com/office/word/2024/wordml/sdtformatlock" xmlns:w16se="http://schemas.microsoft.com/office/word/2015/wordml/symex" xmlns:wpg="http://schemas.microsoft.com/office/word/2010/wordprocessingGroup" xmlns:wpi="http://schemas.microsoft.com/office/word/2010/wordprocessingInk" xmlns:wne="http://schemas.microsoft.com/office/word/2006/wordml" xmlns:wps="http://schemas.microsoft.com/office/word/2010/wordprocessingShape" mc:Ignorable="w14 w15 w16se w16cid w16 w16cex w16sdtdh w16sdtfl w16du wp14">
   <w:body>
     <w:p>
       <w:pPr>
@@ -18,6 +18,7 @@
         </w:rPr>
         <w:t xml:space="preserve">Documentation Packet </w:t>
       </w:r>
+      <w:proofErr w:type="gramStart"/>
       <w:r>
         <w:rPr>
           <w:b/>
@@ -45,6 +46,7 @@
         </w:rPr>
         <w:t>5</w:t>
       </w:r>
+      <w:proofErr w:type="gramEnd"/>
       <w:r>
         <w:rPr>
           <w:b/>
@@ -174,6 +176,7 @@
         </w:rPr>
         <w:t>th</w:t>
       </w:r>
+      <w:proofErr w:type="gramStart"/>
       <w:r>
         <w:rPr>
           <w:b/>
@@ -201,6 +204,7 @@
         </w:rPr>
         <w:t>5</w:t>
       </w:r>
+      <w:proofErr w:type="gramEnd"/>
     </w:p>
     <w:tbl>
       <w:tblPr>
@@ -290,7 +294,6 @@
           <w:p>
             <w:pPr>
               <w:pStyle w:val="Heading1"/>
-              <w:outlineLvl w:val="0"/>
             </w:pPr>
             <w:r>
               <w:t>Goals:</w:t>
@@ -364,7 +367,6 @@
           <w:p>
             <w:pPr>
               <w:pStyle w:val="Heading1"/>
-              <w:outlineLvl w:val="0"/>
             </w:pPr>
             <w:r>
               <w:t>Events:</w:t>
@@ -409,7 +411,6 @@
           <w:p>
             <w:pPr>
               <w:pStyle w:val="Heading1"/>
-              <w:outlineLvl w:val="0"/>
             </w:pPr>
             <w:r>
               <w:t>Included Documentation</w:t>
@@ -475,7 +476,6 @@
           <w:p>
             <w:pPr>
               <w:pStyle w:val="Heading1"/>
-              <w:outlineLvl w:val="0"/>
             </w:pPr>
             <w:r>
               <w:t>Required Documentation:</w:t>
@@ -557,7 +557,6 @@
           <w:p>
             <w:pPr>
               <w:pStyle w:val="Heading1"/>
-              <w:outlineLvl w:val="0"/>
             </w:pPr>
             <w:r>
               <w:t>Changes/Notes:</w:t>
@@ -1319,8 +1318,6 @@
         </w:rPr>
         <w:t>are the types of HTTP requests, and what is their purpose?</w:t>
       </w:r>
-      <w:bookmarkStart w:id="0" w:name="_GoBack"/>
-      <w:bookmarkEnd w:id="0"/>
     </w:p>
     <w:tbl>
       <w:tblPr>
@@ -2116,7 +2113,7 @@
                 <w:szCs w:val="16"/>
               </w:rPr>
             </w:pPr>
-            <w:bookmarkStart w:id="1" w:name="_Hlk142296668"/>
+            <w:bookmarkStart w:id="0" w:name="_Hlk142296668"/>
           </w:p>
         </w:tc>
       </w:tr>
@@ -2189,7 +2186,7 @@
         </w:tc>
       </w:tr>
     </w:tbl>
-    <w:bookmarkEnd w:id="1"/>
+    <w:bookmarkEnd w:id="0"/>
     <w:p>
       <w:pPr>
         <w:spacing w:before="240"/>
@@ -3381,13 +3378,27 @@
         <w:rPr>
           <w:sz w:val="22"/>
         </w:rPr>
-        <w:t xml:space="preserve"> Issue</w:t>
+        <w:t xml:space="preserve"> </w:t>
+      </w:r>
+      <w:proofErr w:type="gramStart"/>
+      <w:r>
+        <w:rPr>
+          <w:sz w:val="22"/>
+        </w:rPr>
+        <w:t>Issue</w:t>
       </w:r>
       <w:r>
         <w:rPr>
           <w:sz w:val="22"/>
         </w:rPr>
-        <w:t>:________________________</w:t>
+        <w:t>:_</w:t>
+      </w:r>
+      <w:proofErr w:type="gramEnd"/>
+      <w:r>
+        <w:rPr>
+          <w:sz w:val="22"/>
+        </w:rPr>
+        <w:t>_______________________</w:t>
       </w:r>
     </w:p>
     <w:tbl>
@@ -4085,7 +4096,7 @@
 </file>
 
 <file path=word/endnotes.xml><?xml version="1.0" encoding="utf-8"?>
-<w:endnotes xmlns:wpc="http://schemas.microsoft.com/office/word/2010/wordprocessingCanvas" xmlns:cx="http://schemas.microsoft.com/office/drawing/2014/chartex" xmlns:cx1="http://schemas.microsoft.com/office/drawing/2015/9/8/chartex" xmlns:cx2="http://schemas.microsoft.com/office/drawing/2015/10/21/chartex" xmlns:cx3="http://schemas.microsoft.com/office/drawing/2016/5/9/chartex" xmlns:cx4="http://schemas.microsoft.com/office/drawing/2016/5/10/chartex" xmlns:cx5="http://schemas.microsoft.com/office/drawing/2016/5/11/chartex" xmlns:cx6="http://schemas.microsoft.com/office/drawing/2016/5/12/chartex" xmlns:cx7="http://schemas.microsoft.com/office/drawing/2016/5/13/chartex" xmlns:cx8="http://schemas.microsoft.com/office/drawing/2016/5/14/chartex" xmlns:mc="http://schemas.openxmlformats.org/markup-compatibility/2006" xmlns:aink="http://schemas.microsoft.com/office/drawing/2016/ink" xmlns:am3d="http://schemas.microsoft.com/office/drawing/2017/model3d" xmlns:o="urn:schemas-microsoft-com:office:office" xmlns:r="http://schemas.openxmlformats.org/officeDocument/2006/relationships" xmlns:m="http://schemas.openxmlformats.org/officeDocument/2006/math" xmlns:v="urn:schemas-microsoft-com:vml" xmlns:wp14="http://schemas.microsoft.com/office/word/2010/wordprocessingDrawing" xmlns:wp="http://schemas.openxmlformats.org/drawingml/2006/wordprocessingDrawing" xmlns:w10="urn:schemas-microsoft-com:office:word" xmlns:w="http://schemas.openxmlformats.org/wordprocessingml/2006/main" xmlns:w14="http://schemas.microsoft.com/office/word/2010/wordml" xmlns:w15="http://schemas.microsoft.com/office/word/2012/wordml" xmlns:w16cid="http://schemas.microsoft.com/office/word/2016/wordml/cid" xmlns:w16se="http://schemas.microsoft.com/office/word/2015/wordml/symex" xmlns:wpg="http://schemas.microsoft.com/office/word/2010/wordprocessingGroup" xmlns:wpi="http://schemas.microsoft.com/office/word/2010/wordprocessingInk" xmlns:wne="http://schemas.microsoft.com/office/word/2006/wordml" xmlns:wps="http://schemas.microsoft.com/office/word/2010/wordprocessingShape" mc:Ignorable="w14 w15 w16se w16cid wp14">
+<w:endnotes xmlns:wpc="http://schemas.microsoft.com/office/word/2010/wordprocessingCanvas" xmlns:cx="http://schemas.microsoft.com/office/drawing/2014/chartex" xmlns:cx1="http://schemas.microsoft.com/office/drawing/2015/9/8/chartex" xmlns:cx2="http://schemas.microsoft.com/office/drawing/2015/10/21/chartex" xmlns:cx3="http://schemas.microsoft.com/office/drawing/2016/5/9/chartex" xmlns:cx4="http://schemas.microsoft.com/office/drawing/2016/5/10/chartex" xmlns:cx5="http://schemas.microsoft.com/office/drawing/2016/5/11/chartex" xmlns:cx6="http://schemas.microsoft.com/office/drawing/2016/5/12/chartex" xmlns:cx7="http://schemas.microsoft.com/office/drawing/2016/5/13/chartex" xmlns:cx8="http://schemas.microsoft.com/office/drawing/2016/5/14/chartex" xmlns:mc="http://schemas.openxmlformats.org/markup-compatibility/2006" xmlns:aink="http://schemas.microsoft.com/office/drawing/2016/ink" xmlns:am3d="http://schemas.microsoft.com/office/drawing/2017/model3d" xmlns:o="urn:schemas-microsoft-com:office:office" xmlns:oel="http://schemas.microsoft.com/office/2019/extlst" xmlns:r="http://schemas.openxmlformats.org/officeDocument/2006/relationships" xmlns:m="http://schemas.openxmlformats.org/officeDocument/2006/math" xmlns:v="urn:schemas-microsoft-com:vml" xmlns:wp14="http://schemas.microsoft.com/office/word/2010/wordprocessingDrawing" xmlns:wp="http://schemas.openxmlformats.org/drawingml/2006/wordprocessingDrawing" xmlns:w10="urn:schemas-microsoft-com:office:word" xmlns:w="http://schemas.openxmlformats.org/wordprocessingml/2006/main" xmlns:w14="http://schemas.microsoft.com/office/word/2010/wordml" xmlns:w15="http://schemas.microsoft.com/office/word/2012/wordml" xmlns:w16cex="http://schemas.microsoft.com/office/word/2018/wordml/cex" xmlns:w16cid="http://schemas.microsoft.com/office/word/2016/wordml/cid" xmlns:w16="http://schemas.microsoft.com/office/word/2018/wordml" xmlns:w16du="http://schemas.microsoft.com/office/word/2023/wordml/word16du" xmlns:w16sdtdh="http://schemas.microsoft.com/office/word/2020/wordml/sdtdatahash" xmlns:w16sdtfl="http://schemas.microsoft.com/office/word/2024/wordml/sdtformatlock" xmlns:w16se="http://schemas.microsoft.com/office/word/2015/wordml/symex" xmlns:wpg="http://schemas.microsoft.com/office/word/2010/wordprocessingGroup" xmlns:wpi="http://schemas.microsoft.com/office/word/2010/wordprocessingInk" xmlns:wne="http://schemas.microsoft.com/office/word/2006/wordml" xmlns:wps="http://schemas.microsoft.com/office/word/2010/wordprocessingShape" mc:Ignorable="w14 w15 w16se w16cid w16 w16cex w16sdtdh w16sdtfl w16du wp14">
   <w:endnote w:type="separator" w:id="-1">
     <w:p>
       <w:pPr>
@@ -4117,7 +4128,7 @@
 </file>
 
 <file path=word/footer1.xml><?xml version="1.0" encoding="utf-8"?>
-<w:ftr xmlns:wpc="http://schemas.microsoft.com/office/word/2010/wordprocessingCanvas" xmlns:cx="http://schemas.microsoft.com/office/drawing/2014/chartex" xmlns:cx1="http://schemas.microsoft.com/office/drawing/2015/9/8/chartex" xmlns:cx2="http://schemas.microsoft.com/office/drawing/2015/10/21/chartex" xmlns:cx3="http://schemas.microsoft.com/office/drawing/2016/5/9/chartex" xmlns:cx4="http://schemas.microsoft.com/office/drawing/2016/5/10/chartex" xmlns:cx5="http://schemas.microsoft.com/office/drawing/2016/5/11/chartex" xmlns:cx6="http://schemas.microsoft.com/office/drawing/2016/5/12/chartex" xmlns:cx7="http://schemas.microsoft.com/office/drawing/2016/5/13/chartex" xmlns:cx8="http://schemas.microsoft.com/office/drawing/2016/5/14/chartex" xmlns:mc="http://schemas.openxmlformats.org/markup-compatibility/2006" xmlns:aink="http://schemas.microsoft.com/office/drawing/2016/ink" xmlns:am3d="http://schemas.microsoft.com/office/drawing/2017/model3d" xmlns:o="urn:schemas-microsoft-com:office:office" xmlns:r="http://schemas.openxmlformats.org/officeDocument/2006/relationships" xmlns:m="http://schemas.openxmlformats.org/officeDocument/2006/math" xmlns:v="urn:schemas-microsoft-com:vml" xmlns:wp14="http://schemas.microsoft.com/office/word/2010/wordprocessingDrawing" xmlns:wp="http://schemas.openxmlformats.org/drawingml/2006/wordprocessingDrawing" xmlns:w10="urn:schemas-microsoft-com:office:word" xmlns:w="http://schemas.openxmlformats.org/wordprocessingml/2006/main" xmlns:w14="http://schemas.microsoft.com/office/word/2010/wordml" xmlns:w15="http://schemas.microsoft.com/office/word/2012/wordml" xmlns:w16cid="http://schemas.microsoft.com/office/word/2016/wordml/cid" xmlns:w16se="http://schemas.microsoft.com/office/word/2015/wordml/symex" xmlns:wpg="http://schemas.microsoft.com/office/word/2010/wordprocessingGroup" xmlns:wpi="http://schemas.microsoft.com/office/word/2010/wordprocessingInk" xmlns:wne="http://schemas.microsoft.com/office/word/2006/wordml" xmlns:wps="http://schemas.microsoft.com/office/word/2010/wordprocessingShape" mc:Ignorable="w14 w15 w16se w16cid wp14">
+<w:ftr xmlns:wpc="http://schemas.microsoft.com/office/word/2010/wordprocessingCanvas" xmlns:cx="http://schemas.microsoft.com/office/drawing/2014/chartex" xmlns:cx1="http://schemas.microsoft.com/office/drawing/2015/9/8/chartex" xmlns:cx2="http://schemas.microsoft.com/office/drawing/2015/10/21/chartex" xmlns:cx3="http://schemas.microsoft.com/office/drawing/2016/5/9/chartex" xmlns:cx4="http://schemas.microsoft.com/office/drawing/2016/5/10/chartex" xmlns:cx5="http://schemas.microsoft.com/office/drawing/2016/5/11/chartex" xmlns:cx6="http://schemas.microsoft.com/office/drawing/2016/5/12/chartex" xmlns:cx7="http://schemas.microsoft.com/office/drawing/2016/5/13/chartex" xmlns:cx8="http://schemas.microsoft.com/office/drawing/2016/5/14/chartex" xmlns:mc="http://schemas.openxmlformats.org/markup-compatibility/2006" xmlns:aink="http://schemas.microsoft.com/office/drawing/2016/ink" xmlns:am3d="http://schemas.microsoft.com/office/drawing/2017/model3d" xmlns:o="urn:schemas-microsoft-com:office:office" xmlns:oel="http://schemas.microsoft.com/office/2019/extlst" xmlns:r="http://schemas.openxmlformats.org/officeDocument/2006/relationships" xmlns:m="http://schemas.openxmlformats.org/officeDocument/2006/math" xmlns:v="urn:schemas-microsoft-com:vml" xmlns:wp14="http://schemas.microsoft.com/office/word/2010/wordprocessingDrawing" xmlns:wp="http://schemas.openxmlformats.org/drawingml/2006/wordprocessingDrawing" xmlns:w10="urn:schemas-microsoft-com:office:word" xmlns:w="http://schemas.openxmlformats.org/wordprocessingml/2006/main" xmlns:w14="http://schemas.microsoft.com/office/word/2010/wordml" xmlns:w15="http://schemas.microsoft.com/office/word/2012/wordml" xmlns:w16cex="http://schemas.microsoft.com/office/word/2018/wordml/cex" xmlns:w16cid="http://schemas.microsoft.com/office/word/2016/wordml/cid" xmlns:w16="http://schemas.microsoft.com/office/word/2018/wordml" xmlns:w16du="http://schemas.microsoft.com/office/word/2023/wordml/word16du" xmlns:w16sdtdh="http://schemas.microsoft.com/office/word/2020/wordml/sdtdatahash" xmlns:w16sdtfl="http://schemas.microsoft.com/office/word/2024/wordml/sdtformatlock" xmlns:w16se="http://schemas.microsoft.com/office/word/2015/wordml/symex" xmlns:wpg="http://schemas.microsoft.com/office/word/2010/wordprocessingGroup" xmlns:wpi="http://schemas.microsoft.com/office/word/2010/wordprocessingInk" xmlns:wne="http://schemas.microsoft.com/office/word/2006/wordml" xmlns:wps="http://schemas.microsoft.com/office/word/2010/wordprocessingShape" mc:Ignorable="w14 w15 w16se w16cid w16 w16cex w16sdtdh w16sdtfl w16du wp14">
   <w:p>
     <w:pPr>
       <w:widowControl w:val="0"/>
@@ -4431,7 +4442,7 @@
 </file>
 
 <file path=word/footnotes.xml><?xml version="1.0" encoding="utf-8"?>
-<w:footnotes xmlns:wpc="http://schemas.microsoft.com/office/word/2010/wordprocessingCanvas" xmlns:cx="http://schemas.microsoft.com/office/drawing/2014/chartex" xmlns:cx1="http://schemas.microsoft.com/office/drawing/2015/9/8/chartex" xmlns:cx2="http://schemas.microsoft.com/office/drawing/2015/10/21/chartex" xmlns:cx3="http://schemas.microsoft.com/office/drawing/2016/5/9/chartex" xmlns:cx4="http://schemas.microsoft.com/office/drawing/2016/5/10/chartex" xmlns:cx5="http://schemas.microsoft.com/office/drawing/2016/5/11/chartex" xmlns:cx6="http://schemas.microsoft.com/office/drawing/2016/5/12/chartex" xmlns:cx7="http://schemas.microsoft.com/office/drawing/2016/5/13/chartex" xmlns:cx8="http://schemas.microsoft.com/office/drawing/2016/5/14/chartex" xmlns:mc="http://schemas.openxmlformats.org/markup-compatibility/2006" xmlns:aink="http://schemas.microsoft.com/office/drawing/2016/ink" xmlns:am3d="http://schemas.microsoft.com/office/drawing/2017/model3d" xmlns:o="urn:schemas-microsoft-com:office:office" xmlns:r="http://schemas.openxmlformats.org/officeDocument/2006/relationships" xmlns:m="http://schemas.openxmlformats.org/officeDocument/2006/math" xmlns:v="urn:schemas-microsoft-com:vml" xmlns:wp14="http://schemas.microsoft.com/office/word/2010/wordprocessingDrawing" xmlns:wp="http://schemas.openxmlformats.org/drawingml/2006/wordprocessingDrawing" xmlns:w10="urn:schemas-microsoft-com:office:word" xmlns:w="http://schemas.openxmlformats.org/wordprocessingml/2006/main" xmlns:w14="http://schemas.microsoft.com/office/word/2010/wordml" xmlns:w15="http://schemas.microsoft.com/office/word/2012/wordml" xmlns:w16cid="http://schemas.microsoft.com/office/word/2016/wordml/cid" xmlns:w16se="http://schemas.microsoft.com/office/word/2015/wordml/symex" xmlns:wpg="http://schemas.microsoft.com/office/word/2010/wordprocessingGroup" xmlns:wpi="http://schemas.microsoft.com/office/word/2010/wordprocessingInk" xmlns:wne="http://schemas.microsoft.com/office/word/2006/wordml" xmlns:wps="http://schemas.microsoft.com/office/word/2010/wordprocessingShape" mc:Ignorable="w14 w15 w16se w16cid wp14">
+<w:footnotes xmlns:wpc="http://schemas.microsoft.com/office/word/2010/wordprocessingCanvas" xmlns:cx="http://schemas.microsoft.com/office/drawing/2014/chartex" xmlns:cx1="http://schemas.microsoft.com/office/drawing/2015/9/8/chartex" xmlns:cx2="http://schemas.microsoft.com/office/drawing/2015/10/21/chartex" xmlns:cx3="http://schemas.microsoft.com/office/drawing/2016/5/9/chartex" xmlns:cx4="http://schemas.microsoft.com/office/drawing/2016/5/10/chartex" xmlns:cx5="http://schemas.microsoft.com/office/drawing/2016/5/11/chartex" xmlns:cx6="http://schemas.microsoft.com/office/drawing/2016/5/12/chartex" xmlns:cx7="http://schemas.microsoft.com/office/drawing/2016/5/13/chartex" xmlns:cx8="http://schemas.microsoft.com/office/drawing/2016/5/14/chartex" xmlns:mc="http://schemas.openxmlformats.org/markup-compatibility/2006" xmlns:aink="http://schemas.microsoft.com/office/drawing/2016/ink" xmlns:am3d="http://schemas.microsoft.com/office/drawing/2017/model3d" xmlns:o="urn:schemas-microsoft-com:office:office" xmlns:oel="http://schemas.microsoft.com/office/2019/extlst" xmlns:r="http://schemas.openxmlformats.org/officeDocument/2006/relationships" xmlns:m="http://schemas.openxmlformats.org/officeDocument/2006/math" xmlns:v="urn:schemas-microsoft-com:vml" xmlns:wp14="http://schemas.microsoft.com/office/word/2010/wordprocessingDrawing" xmlns:wp="http://schemas.openxmlformats.org/drawingml/2006/wordprocessingDrawing" xmlns:w10="urn:schemas-microsoft-com:office:word" xmlns:w="http://schemas.openxmlformats.org/wordprocessingml/2006/main" xmlns:w14="http://schemas.microsoft.com/office/word/2010/wordml" xmlns:w15="http://schemas.microsoft.com/office/word/2012/wordml" xmlns:w16cex="http://schemas.microsoft.com/office/word/2018/wordml/cex" xmlns:w16cid="http://schemas.microsoft.com/office/word/2016/wordml/cid" xmlns:w16="http://schemas.microsoft.com/office/word/2018/wordml" xmlns:w16du="http://schemas.microsoft.com/office/word/2023/wordml/word16du" xmlns:w16sdtdh="http://schemas.microsoft.com/office/word/2020/wordml/sdtdatahash" xmlns:w16sdtfl="http://schemas.microsoft.com/office/word/2024/wordml/sdtformatlock" xmlns:w16se="http://schemas.microsoft.com/office/word/2015/wordml/symex" xmlns:wpg="http://schemas.microsoft.com/office/word/2010/wordprocessingGroup" xmlns:wpi="http://schemas.microsoft.com/office/word/2010/wordprocessingInk" xmlns:wne="http://schemas.microsoft.com/office/word/2006/wordml" xmlns:wps="http://schemas.microsoft.com/office/word/2010/wordprocessingShape" mc:Ignorable="w14 w15 w16se w16cid w16 w16cex w16sdtdh w16sdtfl w16du wp14">
   <w:footnote w:type="separator" w:id="-1">
     <w:p>
       <w:pPr>
@@ -4463,7 +4474,7 @@
 </file>
 
 <file path=word/numbering.xml><?xml version="1.0" encoding="utf-8"?>
-<w:numbering xmlns:wpc="http://schemas.microsoft.com/office/word/2010/wordprocessingCanvas" xmlns:cx="http://schemas.microsoft.com/office/drawing/2014/chartex" xmlns:cx1="http://schemas.microsoft.com/office/drawing/2015/9/8/chartex" xmlns:cx2="http://schemas.microsoft.com/office/drawing/2015/10/21/chartex" xmlns:cx3="http://schemas.microsoft.com/office/drawing/2016/5/9/chartex" xmlns:cx4="http://schemas.microsoft.com/office/drawing/2016/5/10/chartex" xmlns:cx5="http://schemas.microsoft.com/office/drawing/2016/5/11/chartex" xmlns:cx6="http://schemas.microsoft.com/office/drawing/2016/5/12/chartex" xmlns:cx7="http://schemas.microsoft.com/office/drawing/2016/5/13/chartex" xmlns:cx8="http://schemas.microsoft.com/office/drawing/2016/5/14/chartex" xmlns:mc="http://schemas.openxmlformats.org/markup-compatibility/2006" xmlns:aink="http://schemas.microsoft.com/office/drawing/2016/ink" xmlns:am3d="http://schemas.microsoft.com/office/drawing/2017/model3d" xmlns:o="urn:schemas-microsoft-com:office:office" xmlns:r="http://schemas.openxmlformats.org/officeDocument/2006/relationships" xmlns:m="http://schemas.openxmlformats.org/officeDocument/2006/math" xmlns:v="urn:schemas-microsoft-com:vml" xmlns:wp14="http://schemas.microsoft.com/office/word/2010/wordprocessingDrawing" xmlns:wp="http://schemas.openxmlformats.org/drawingml/2006/wordprocessingDrawing" xmlns:w10="urn:schemas-microsoft-com:office:word" xmlns:w="http://schemas.openxmlformats.org/wordprocessingml/2006/main" xmlns:w14="http://schemas.microsoft.com/office/word/2010/wordml" xmlns:w15="http://schemas.microsoft.com/office/word/2012/wordml" xmlns:w16cid="http://schemas.microsoft.com/office/word/2016/wordml/cid" xmlns:w16se="http://schemas.microsoft.com/office/word/2015/wordml/symex" xmlns:wpg="http://schemas.microsoft.com/office/word/2010/wordprocessingGroup" xmlns:wpi="http://schemas.microsoft.com/office/word/2010/wordprocessingInk" xmlns:wne="http://schemas.microsoft.com/office/word/2006/wordml" xmlns:wps="http://schemas.microsoft.com/office/word/2010/wordprocessingShape" mc:Ignorable="w14 w15 w16se w16cid wp14">
+<w:numbering xmlns:wpc="http://schemas.microsoft.com/office/word/2010/wordprocessingCanvas" xmlns:cx="http://schemas.microsoft.com/office/drawing/2014/chartex" xmlns:cx1="http://schemas.microsoft.com/office/drawing/2015/9/8/chartex" xmlns:cx2="http://schemas.microsoft.com/office/drawing/2015/10/21/chartex" xmlns:cx3="http://schemas.microsoft.com/office/drawing/2016/5/9/chartex" xmlns:cx4="http://schemas.microsoft.com/office/drawing/2016/5/10/chartex" xmlns:cx5="http://schemas.microsoft.com/office/drawing/2016/5/11/chartex" xmlns:cx6="http://schemas.microsoft.com/office/drawing/2016/5/12/chartex" xmlns:cx7="http://schemas.microsoft.com/office/drawing/2016/5/13/chartex" xmlns:cx8="http://schemas.microsoft.com/office/drawing/2016/5/14/chartex" xmlns:mc="http://schemas.openxmlformats.org/markup-compatibility/2006" xmlns:aink="http://schemas.microsoft.com/office/drawing/2016/ink" xmlns:am3d="http://schemas.microsoft.com/office/drawing/2017/model3d" xmlns:o="urn:schemas-microsoft-com:office:office" xmlns:oel="http://schemas.microsoft.com/office/2019/extlst" xmlns:r="http://schemas.openxmlformats.org/officeDocument/2006/relationships" xmlns:m="http://schemas.openxmlformats.org/officeDocument/2006/math" xmlns:v="urn:schemas-microsoft-com:vml" xmlns:wp14="http://schemas.microsoft.com/office/word/2010/wordprocessingDrawing" xmlns:wp="http://schemas.openxmlformats.org/drawingml/2006/wordprocessingDrawing" xmlns:w10="urn:schemas-microsoft-com:office:word" xmlns:w="http://schemas.openxmlformats.org/wordprocessingml/2006/main" xmlns:w14="http://schemas.microsoft.com/office/word/2010/wordml" xmlns:w15="http://schemas.microsoft.com/office/word/2012/wordml" xmlns:w16cex="http://schemas.microsoft.com/office/word/2018/wordml/cex" xmlns:w16cid="http://schemas.microsoft.com/office/word/2016/wordml/cid" xmlns:w16="http://schemas.microsoft.com/office/word/2018/wordml" xmlns:w16du="http://schemas.microsoft.com/office/word/2023/wordml/word16du" xmlns:w16sdtdh="http://schemas.microsoft.com/office/word/2020/wordml/sdtdatahash" xmlns:w16sdtfl="http://schemas.microsoft.com/office/word/2024/wordml/sdtformatlock" xmlns:w16se="http://schemas.microsoft.com/office/word/2015/wordml/symex" xmlns:wpg="http://schemas.microsoft.com/office/word/2010/wordprocessingGroup" xmlns:wpi="http://schemas.microsoft.com/office/word/2010/wordprocessingInk" xmlns:wne="http://schemas.microsoft.com/office/word/2006/wordml" xmlns:wps="http://schemas.microsoft.com/office/word/2010/wordprocessingShape" mc:Ignorable="w14 w15 w16se w16cid w16 w16cex w16sdtdh w16sdtfl w16du wp14">
   <w:abstractNum w:abstractNumId="0" w15:restartNumberingAfterBreak="0">
     <w:nsid w:val="00DC26EB"/>
     <w:multiLevelType w:val="hybridMultilevel"/>
@@ -8836,145 +8847,145 @@
       </w:pPr>
     </w:lvl>
   </w:abstractNum>
-  <w:num w:numId="1">
+  <w:num w:numId="1" w16cid:durableId="2117554307">
     <w:abstractNumId w:val="4"/>
   </w:num>
-  <w:num w:numId="2">
+  <w:num w:numId="2" w16cid:durableId="1131945472">
     <w:abstractNumId w:val="34"/>
   </w:num>
-  <w:num w:numId="3">
+  <w:num w:numId="3" w16cid:durableId="924608819">
     <w:abstractNumId w:val="8"/>
   </w:num>
-  <w:num w:numId="4">
+  <w:num w:numId="4" w16cid:durableId="1519344339">
     <w:abstractNumId w:val="15"/>
   </w:num>
-  <w:num w:numId="5">
+  <w:num w:numId="5" w16cid:durableId="418330685">
     <w:abstractNumId w:val="3"/>
   </w:num>
-  <w:num w:numId="6">
+  <w:num w:numId="6" w16cid:durableId="823399385">
     <w:abstractNumId w:val="35"/>
   </w:num>
-  <w:num w:numId="7">
+  <w:num w:numId="7" w16cid:durableId="1924874093">
     <w:abstractNumId w:val="17"/>
   </w:num>
-  <w:num w:numId="8">
+  <w:num w:numId="8" w16cid:durableId="928342915">
     <w:abstractNumId w:val="5"/>
   </w:num>
-  <w:num w:numId="9">
+  <w:num w:numId="9" w16cid:durableId="883642367">
     <w:abstractNumId w:val="30"/>
   </w:num>
-  <w:num w:numId="10">
+  <w:num w:numId="10" w16cid:durableId="985279876">
     <w:abstractNumId w:val="33"/>
   </w:num>
-  <w:num w:numId="11">
+  <w:num w:numId="11" w16cid:durableId="1914200558">
     <w:abstractNumId w:val="9"/>
   </w:num>
-  <w:num w:numId="12">
+  <w:num w:numId="12" w16cid:durableId="1838156045">
     <w:abstractNumId w:val="16"/>
   </w:num>
-  <w:num w:numId="13">
+  <w:num w:numId="13" w16cid:durableId="672878590">
     <w:abstractNumId w:val="1"/>
   </w:num>
-  <w:num w:numId="14">
+  <w:num w:numId="14" w16cid:durableId="526330415">
     <w:abstractNumId w:val="44"/>
   </w:num>
-  <w:num w:numId="15">
+  <w:num w:numId="15" w16cid:durableId="1881474746">
     <w:abstractNumId w:val="26"/>
   </w:num>
-  <w:num w:numId="16">
+  <w:num w:numId="16" w16cid:durableId="1354069913">
     <w:abstractNumId w:val="39"/>
   </w:num>
-  <w:num w:numId="17">
+  <w:num w:numId="17" w16cid:durableId="1933125720">
     <w:abstractNumId w:val="11"/>
   </w:num>
-  <w:num w:numId="18">
+  <w:num w:numId="18" w16cid:durableId="64039365">
     <w:abstractNumId w:val="38"/>
   </w:num>
-  <w:num w:numId="19">
+  <w:num w:numId="19" w16cid:durableId="2044093687">
     <w:abstractNumId w:val="24"/>
   </w:num>
-  <w:num w:numId="20">
+  <w:num w:numId="20" w16cid:durableId="121312016">
     <w:abstractNumId w:val="25"/>
   </w:num>
-  <w:num w:numId="21">
+  <w:num w:numId="21" w16cid:durableId="1374697417">
     <w:abstractNumId w:val="31"/>
   </w:num>
-  <w:num w:numId="22">
+  <w:num w:numId="22" w16cid:durableId="217328165">
     <w:abstractNumId w:val="37"/>
   </w:num>
-  <w:num w:numId="23">
+  <w:num w:numId="23" w16cid:durableId="1619483028">
     <w:abstractNumId w:val="13"/>
   </w:num>
-  <w:num w:numId="24">
+  <w:num w:numId="24" w16cid:durableId="101657756">
     <w:abstractNumId w:val="18"/>
   </w:num>
-  <w:num w:numId="25">
+  <w:num w:numId="25" w16cid:durableId="896010284">
     <w:abstractNumId w:val="42"/>
   </w:num>
-  <w:num w:numId="26">
+  <w:num w:numId="26" w16cid:durableId="1016076836">
     <w:abstractNumId w:val="21"/>
   </w:num>
-  <w:num w:numId="27">
+  <w:num w:numId="27" w16cid:durableId="1020012298">
     <w:abstractNumId w:val="6"/>
   </w:num>
-  <w:num w:numId="28">
+  <w:num w:numId="28" w16cid:durableId="1096287120">
     <w:abstractNumId w:val="29"/>
   </w:num>
-  <w:num w:numId="29">
+  <w:num w:numId="29" w16cid:durableId="1719166857">
     <w:abstractNumId w:val="19"/>
   </w:num>
-  <w:num w:numId="30">
+  <w:num w:numId="30" w16cid:durableId="817841243">
     <w:abstractNumId w:val="20"/>
   </w:num>
-  <w:num w:numId="31">
+  <w:num w:numId="31" w16cid:durableId="1698577376">
     <w:abstractNumId w:val="36"/>
   </w:num>
-  <w:num w:numId="32">
+  <w:num w:numId="32" w16cid:durableId="716972212">
     <w:abstractNumId w:val="28"/>
   </w:num>
-  <w:num w:numId="33">
+  <w:num w:numId="33" w16cid:durableId="1184900298">
     <w:abstractNumId w:val="12"/>
   </w:num>
-  <w:num w:numId="34">
+  <w:num w:numId="34" w16cid:durableId="208034379">
     <w:abstractNumId w:val="40"/>
   </w:num>
-  <w:num w:numId="35">
+  <w:num w:numId="35" w16cid:durableId="382021213">
     <w:abstractNumId w:val="32"/>
   </w:num>
-  <w:num w:numId="36">
+  <w:num w:numId="36" w16cid:durableId="1312825448">
     <w:abstractNumId w:val="45"/>
   </w:num>
-  <w:num w:numId="37">
+  <w:num w:numId="37" w16cid:durableId="1882477691">
     <w:abstractNumId w:val="2"/>
   </w:num>
-  <w:num w:numId="38">
+  <w:num w:numId="38" w16cid:durableId="1176309566">
     <w:abstractNumId w:val="27"/>
   </w:num>
-  <w:num w:numId="39">
+  <w:num w:numId="39" w16cid:durableId="483397216">
     <w:abstractNumId w:val="46"/>
   </w:num>
-  <w:num w:numId="40">
+  <w:num w:numId="40" w16cid:durableId="776028498">
     <w:abstractNumId w:val="22"/>
   </w:num>
-  <w:num w:numId="41">
+  <w:num w:numId="41" w16cid:durableId="1221945674">
     <w:abstractNumId w:val="43"/>
   </w:num>
-  <w:num w:numId="42">
+  <w:num w:numId="42" w16cid:durableId="381635812">
     <w:abstractNumId w:val="41"/>
   </w:num>
-  <w:num w:numId="43">
+  <w:num w:numId="43" w16cid:durableId="1264993687">
     <w:abstractNumId w:val="14"/>
   </w:num>
-  <w:num w:numId="44">
+  <w:num w:numId="44" w16cid:durableId="1180464757">
     <w:abstractNumId w:val="10"/>
   </w:num>
-  <w:num w:numId="45">
+  <w:num w:numId="45" w16cid:durableId="1479112230">
     <w:abstractNumId w:val="23"/>
   </w:num>
-  <w:num w:numId="46">
+  <w:num w:numId="46" w16cid:durableId="7563741">
     <w:abstractNumId w:val="7"/>
   </w:num>
-  <w:num w:numId="47">
+  <w:num w:numId="47" w16cid:durableId="1943806073">
     <w:abstractNumId w:val="0"/>
   </w:num>
   <w:numIdMacAtCleanup w:val="9"/>
@@ -8982,7 +8993,7 @@
 </file>
 
 <file path=word/styles.xml><?xml version="1.0" encoding="utf-8"?>
-<w:styles xmlns:mc="http://schemas.openxmlformats.org/markup-compatibility/2006" xmlns:r="http://schemas.openxmlformats.org/officeDocument/2006/relationships" xmlns:w="http://schemas.openxmlformats.org/wordprocessingml/2006/main" xmlns:w14="http://schemas.microsoft.com/office/word/2010/wordml" xmlns:w15="http://schemas.microsoft.com/office/word/2012/wordml" xmlns:w16cid="http://schemas.microsoft.com/office/word/2016/wordml/cid" xmlns:w16se="http://schemas.microsoft.com/office/word/2015/wordml/symex" mc:Ignorable="w14 w15 w16se w16cid">
+<w:styles xmlns:mc="http://schemas.openxmlformats.org/markup-compatibility/2006" xmlns:r="http://schemas.openxmlformats.org/officeDocument/2006/relationships" xmlns:w="http://schemas.openxmlformats.org/wordprocessingml/2006/main" xmlns:w14="http://schemas.microsoft.com/office/word/2010/wordml" xmlns:w15="http://schemas.microsoft.com/office/word/2012/wordml" xmlns:w16cex="http://schemas.microsoft.com/office/word/2018/wordml/cex" xmlns:w16cid="http://schemas.microsoft.com/office/word/2016/wordml/cid" xmlns:w16="http://schemas.microsoft.com/office/word/2018/wordml" xmlns:w16du="http://schemas.microsoft.com/office/word/2023/wordml/word16du" xmlns:w16sdtdh="http://schemas.microsoft.com/office/word/2020/wordml/sdtdatahash" xmlns:w16sdtfl="http://schemas.microsoft.com/office/word/2024/wordml/sdtformatlock" xmlns:w16se="http://schemas.microsoft.com/office/word/2015/wordml/symex" mc:Ignorable="w14 w15 w16se w16cid w16 w16cex w16sdtdh w16sdtfl w16du">
   <w:docDefaults>
     <w:rPrDefault>
       <w:rPr>
@@ -8998,7 +9009,7 @@
       </w:pPr>
     </w:pPrDefault>
   </w:docDefaults>
-  <w:latentStyles w:defLockedState="0" w:defUIPriority="99" w:defSemiHidden="0" w:defUnhideWhenUsed="0" w:defQFormat="0" w:count="375">
+  <w:latentStyles w:defLockedState="0" w:defUIPriority="99" w:defSemiHidden="0" w:defUnhideWhenUsed="0" w:defQFormat="0" w:count="376">
     <w:lsdException w:name="Normal" w:uiPriority="0" w:qFormat="1"/>
     <w:lsdException w:name="heading 1" w:uiPriority="9" w:qFormat="1"/>
     <w:lsdException w:name="heading 2" w:semiHidden="1" w:uiPriority="9" w:unhideWhenUsed="1" w:qFormat="1"/>
@@ -9374,6 +9385,7 @@
     <w:lsdException w:name="Smart Hyperlink" w:semiHidden="1" w:unhideWhenUsed="1"/>
     <w:lsdException w:name="Hashtag" w:semiHidden="1" w:unhideWhenUsed="1"/>
     <w:lsdException w:name="Unresolved Mention" w:semiHidden="1" w:unhideWhenUsed="1"/>
+    <w:lsdException w:name="Smart Link" w:semiHidden="1" w:unhideWhenUsed="1"/>
   </w:latentStyles>
   <w:style w:type="paragraph" w:default="1" w:styleId="Normal">
     <w:name w:val="Normal"/>
@@ -10183,21 +10195,6 @@
 </file>
 
 <file path=customXml/item1.xml><?xml version="1.0" encoding="utf-8"?>
-<p:properties xmlns:p="http://schemas.microsoft.com/office/2006/metadata/properties" xmlns:xsi="http://www.w3.org/2001/XMLSchema-instance" xmlns:pc="http://schemas.microsoft.com/office/infopath/2007/PartnerControls">
-  <documentManagement/>
-</p:properties>
-</file>
-
-<file path=customXml/item2.xml><?xml version="1.0" encoding="utf-8"?>
-<?mso-contentType ?>
-<FormTemplates xmlns="http://schemas.microsoft.com/sharepoint/v3/contenttype/forms">
-  <Display>DocumentLibraryForm</Display>
-  <Edit>DocumentLibraryForm</Edit>
-  <New>DocumentLibraryForm</New>
-</FormTemplates>
-</file>
-
-<file path=customXml/item3.xml><?xml version="1.0" encoding="utf-8"?>
 <ct:contentTypeSchema xmlns:ct="http://schemas.microsoft.com/office/2006/metadata/contentType" xmlns:ma="http://schemas.microsoft.com/office/2006/metadata/properties/metaAttributes" ct:_="" ma:_="" ma:contentTypeName="Document" ma:contentTypeID="0x010100ABA223F759147049B9D8A25DED07DD24" ma:contentTypeVersion="14" ma:contentTypeDescription="Create a new document." ma:contentTypeScope="" ma:versionID="754cccfe17833f4d06e0267dc9c12ab7">
   <xsd:schema xmlns:xsd="http://www.w3.org/2001/XMLSchema" xmlns:xs="http://www.w3.org/2001/XMLSchema" xmlns:p="http://schemas.microsoft.com/office/2006/metadata/properties" xmlns:ns3="cc9255bc-4d99-4f42-bba5-857cbcc6e725" xmlns:ns4="fc2bff61-6a31-4c51-9f32-b9bba46405e5" targetNamespace="http://schemas.microsoft.com/office/2006/metadata/properties" ma:root="true" ma:fieldsID="e32414dc8724dfdc561355c14801bc84" ns3:_="" ns4:_="">
     <xsd:import namespace="cc9255bc-4d99-4f42-bba5-857cbcc6e725"/>
@@ -10426,28 +10423,26 @@
 </ct:contentTypeSchema>
 </file>
 
+<file path=customXml/item2.xml><?xml version="1.0" encoding="utf-8"?>
+<?mso-contentType ?>
+<FormTemplates xmlns="http://schemas.microsoft.com/sharepoint/v3/contenttype/forms">
+  <Display>DocumentLibraryForm</Display>
+  <Edit>DocumentLibraryForm</Edit>
+  <New>DocumentLibraryForm</New>
+</FormTemplates>
+</file>
+
+<file path=customXml/item3.xml><?xml version="1.0" encoding="utf-8"?>
+<p:properties xmlns:p="http://schemas.microsoft.com/office/2006/metadata/properties" xmlns:xsi="http://www.w3.org/2001/XMLSchema-instance" xmlns:pc="http://schemas.microsoft.com/office/infopath/2007/PartnerControls">
+  <documentManagement/>
+</p:properties>
+</file>
+
 <file path=customXml/item4.xml><?xml version="1.0" encoding="utf-8"?>
 <b:Sources xmlns:b="http://schemas.openxmlformats.org/officeDocument/2006/bibliography" xmlns="http://schemas.openxmlformats.org/officeDocument/2006/bibliography" SelectedStyle="\APASixthEditionOfficeOnline.xsl" StyleName="APA" Version="6"/>
 </file>
 
 <file path=customXml/itemProps1.xml><?xml version="1.0" encoding="utf-8"?>
-<ds:datastoreItem xmlns:ds="http://schemas.openxmlformats.org/officeDocument/2006/customXml" ds:itemID="{1A5F5AF1-B05B-4704-B970-F66948F444EC}">
-  <ds:schemaRefs>
-    <ds:schemaRef ds:uri="http://schemas.microsoft.com/office/2006/metadata/properties"/>
-    <ds:schemaRef ds:uri="http://schemas.microsoft.com/office/infopath/2007/PartnerControls"/>
-  </ds:schemaRefs>
-</ds:datastoreItem>
-</file>
-
-<file path=customXml/itemProps2.xml><?xml version="1.0" encoding="utf-8"?>
-<ds:datastoreItem xmlns:ds="http://schemas.openxmlformats.org/officeDocument/2006/customXml" ds:itemID="{7BFD71E4-33D5-445D-9CFC-21F1C7989C0E}">
-  <ds:schemaRefs>
-    <ds:schemaRef ds:uri="http://schemas.microsoft.com/sharepoint/v3/contenttype/forms"/>
-  </ds:schemaRefs>
-</ds:datastoreItem>
-</file>
-
-<file path=customXml/itemProps3.xml><?xml version="1.0" encoding="utf-8"?>
 <ds:datastoreItem xmlns:ds="http://schemas.openxmlformats.org/officeDocument/2006/customXml" ds:itemID="{DDA83A75-2CCD-4D1B-9315-5B4B38A21415}">
   <ds:schemaRefs>
     <ds:schemaRef ds:uri="http://schemas.microsoft.com/office/2006/metadata/contentType"/>
@@ -10466,6 +10461,23 @@
 </ds:datastoreItem>
 </file>
 
+<file path=customXml/itemProps2.xml><?xml version="1.0" encoding="utf-8"?>
+<ds:datastoreItem xmlns:ds="http://schemas.openxmlformats.org/officeDocument/2006/customXml" ds:itemID="{7BFD71E4-33D5-445D-9CFC-21F1C7989C0E}">
+  <ds:schemaRefs>
+    <ds:schemaRef ds:uri="http://schemas.microsoft.com/sharepoint/v3/contenttype/forms"/>
+  </ds:schemaRefs>
+</ds:datastoreItem>
+</file>
+
+<file path=customXml/itemProps3.xml><?xml version="1.0" encoding="utf-8"?>
+<ds:datastoreItem xmlns:ds="http://schemas.openxmlformats.org/officeDocument/2006/customXml" ds:itemID="{1A5F5AF1-B05B-4704-B970-F66948F444EC}">
+  <ds:schemaRefs>
+    <ds:schemaRef ds:uri="http://schemas.microsoft.com/office/2006/metadata/properties"/>
+    <ds:schemaRef ds:uri="http://schemas.microsoft.com/office/infopath/2007/PartnerControls"/>
+  </ds:schemaRefs>
+</ds:datastoreItem>
+</file>
+
 <file path=customXml/itemProps4.xml><?xml version="1.0" encoding="utf-8"?>
 <ds:datastoreItem xmlns:ds="http://schemas.openxmlformats.org/officeDocument/2006/customXml" ds:itemID="{EEF9FE62-4964-4B25-9194-E4FE15F04CE6}">
   <ds:schemaRefs>
